--- a/data/ai_paras/AI_para_169.docx
+++ b/data/ai_paras/AI_para_169.docx
@@ -4,7 +4,7 @@
   <w:body>
     <w:p>
       <w:r>
-        <w:t>The case study involves a 32-year-old male and a 28-year-old female, both diagnosed with Chlamydia trachomatis, presenting with distinct symptoms and shared behavioral risk factors. The male patient reported symptoms including pelvic pain, urinary urgency, and fever, alongside a history of acute prostatitis, which could potentially exacerbate his current condition. Meanwhile, the female patient experienced lower abdominal pain and abnormal vaginal discharge, symptoms commonly associated with chlamydial infections. Both individuals reported inconsistent use of protection and multiple sexual partners, factors known to increase the risk of sexually transmitted infections, such as Chlamydia trachomatis (Ref-f266169). Understanding the interplay between these symptoms and behavioral histories provides insight into the challenges of managing and preventing chlamydial infections in sexually active populations.</w:t>
+        <w:t>Pathogen recognition receptors (PRRs), including toll-like receptors, play a fundamental role in the host's immune response to Chlamydia trachomatis by identifying pathogen-associated molecular patterns and initiating signaling pathways that result in the production of proinflammatory cytokines (Ref-u928236). These cytokines, such as interleukin-1 and tumor necrosis factor-alpha, recruit immune cells like macrophages and neutrophils to the site of infection, facilitating an inflammatory response aimed at controlling bacterial proliferation. However, the persistent inflammation and immune cell infiltration associated with chlamydial infections can lead to tissue damage and potential complications if left untreated. In females, untreated infections pose a risk of developing pelvic inflammatory disease and subsequent infertility, while males may experience epididymitis, potentially impacting fertility (Ref-u928236). These complications underscore the necessity for timely diagnosis and treatment of Chlamydia infections to prevent long-term reproductive health consequences.</w:t>
       </w:r>
     </w:p>
     <w:sectPr>
